--- a/word_reports/LP_0352_위치_458_The Police_Synchronicity.docx
+++ b/word_reports/LP_0352_위치_458_The Police_Synchronicity.docx
@@ -4,7 +4,7 @@
   <w:body>
     <w:p>
       <w:pPr>
-        <w:spacing w:after="280"/>
+        <w:spacing w:after="80"/>
       </w:pPr>
       <w:r>
         <w:rPr w:rFonts="맑은 고딕">
@@ -13,94 +13,47 @@
           <w:color w:val="1E3A8A"/>
           <w:sz w:val="30"/>
         </w:rPr>
-        <w:t>[458] The Police - Synchronicity</w:t>
+        <w:t>The Police (경찰) - Synchronicity</w:t>
       </w:r>
     </w:p>
     <w:p>
       <w:pPr>
-        <w:spacing w:after="320"/>
+        <w:spacing w:after="240"/>
       </w:pPr>
       <w:r>
         <w:rPr w:rFonts="맑은 고딕">
           <w:rFonts w:ascii="맑은 고딕" w:hAnsi="맑은 고딕" w:eastAsia="맑은 고딕"/>
           <w:b/>
-          <w:sz w:val="20"/>
+          <w:color w:val="4B5563"/>
+          <w:sz w:val="22"/>
         </w:rPr>
-        <w:t>■ 위치 : 458</w:t>
-        <w:br/>
-      </w:r>
-      <w:r>
-        <w:rPr w:rFonts="맑은 고딕">
-          <w:rFonts w:ascii="맑은 고딕" w:hAnsi="맑은 고딕" w:eastAsia="맑은 고딕"/>
-          <w:b/>
-          <w:sz w:val="20"/>
-        </w:rPr>
-        <w:t>■ 아티스트 : The Police</w:t>
-        <w:br/>
-      </w:r>
-      <w:r>
-        <w:rPr w:rFonts="맑은 고딕">
-          <w:rFonts w:ascii="맑은 고딕" w:hAnsi="맑은 고딕" w:eastAsia="맑은 고딕"/>
-          <w:b/>
-          <w:sz w:val="20"/>
-        </w:rPr>
-        <w:t>■ 앨범명 : Synchronicity</w:t>
-        <w:br/>
-      </w:r>
-      <w:r>
-        <w:rPr w:rFonts="맑은 고딕">
-          <w:rFonts w:ascii="맑은 고딕" w:hAnsi="맑은 고딕" w:eastAsia="맑은 고딕"/>
-          <w:b w:val="0"/>
-          <w:sz w:val="20"/>
-        </w:rPr>
-        <w:t>■ 음반 레이블 : A&amp;M Records</w:t>
-        <w:br/>
-      </w:r>
-      <w:r>
-        <w:rPr w:rFonts="맑은 고딕">
-          <w:rFonts w:ascii="맑은 고딕" w:hAnsi="맑은 고딕" w:eastAsia="맑은 고딕"/>
-          <w:b w:val="0"/>
-          <w:sz w:val="20"/>
-        </w:rPr>
-        <w:t>■ 발매년도 : 1983</w:t>
-        <w:br/>
-      </w:r>
-      <w:r>
-        <w:rPr w:rFonts="맑은 고딕">
-          <w:rFonts w:ascii="맑은 고딕" w:hAnsi="맑은 고딕" w:eastAsia="맑은 고딕"/>
-          <w:b w:val="0"/>
-          <w:sz w:val="20"/>
-        </w:rPr>
-        <w:t>■ 장르 : 뉴웨이브 (New Wave), 신스팝 (Synth-pop), 포스트 펑크 (Post-Punk), 팝 록 (Pop Rock)</w:t>
-        <w:br/>
-      </w:r>
-      <w:r>
-        <w:rPr w:rFonts="맑은 고딕">
-          <w:rFonts w:ascii="맑은 고딕" w:hAnsi="맑은 고딕" w:eastAsia="맑은 고딕"/>
-          <w:b w:val="0"/>
-          <w:sz w:val="20"/>
-        </w:rPr>
-        <w:t>■ 주요 수록곡 : 1. Synchronicity I</w:t>
-        <w:br/>
+        <w:t>위치 :  458</w:t>
       </w:r>
     </w:p>
     <w:p>
       <w:pPr>
-        <w:spacing w:after="160"/>
+        <w:spacing w:line="324" w:lineRule="auto" w:before="80" w:after="160"/>
       </w:pPr>
       <w:r>
         <w:rPr w:rFonts="맑은 고딕">
           <w:rFonts w:ascii="맑은 고딕" w:hAnsi="맑은 고딕" w:eastAsia="맑은 고딕"/>
           <w:b/>
           <w:color w:val="1F2937"/>
-          <w:sz w:val="24"/>
+          <w:sz w:val="22"/>
         </w:rPr>
-        <w:t>■ 음반 해설 및 감상 가이드</w:t>
+        <w:t xml:space="preserve">[음반 소개] </w:t>
+      </w:r>
+      <w:r>
+        <w:rPr w:rFonts="맑은 고딕">
+          <w:rFonts w:ascii="맑은 고딕" w:hAnsi="맑은 고딕" w:eastAsia="맑은 고딕"/>
+          <w:b w:val="0"/>
+          <w:sz w:val="21"/>
+        </w:rPr>
       </w:r>
     </w:p>
     <w:p>
       <w:pPr>
-        <w:spacing w:line="312" w:lineRule="auto" w:after="120"/>
+        <w:spacing w:line="324" w:lineRule="auto" w:after="120"/>
       </w:pPr>
       <w:r>
         <w:rPr w:rFonts="맑은 고딕">
@@ -108,51 +61,516 @@
           <w:b w:val="0"/>
           <w:sz w:val="21"/>
         </w:rPr>
-        <w:t>1983년에 발매된 《Synchronicity》는 영국의 록 밴드 더 폴리스(The Police)가 남긴 다섯 번째 스튜디오 앨범이자, 이들의 찬란한 음악 여정을 완벽하게 매듭지은 마지막 스튜디오 음반입니다. 스위스의 분석심리학자 칼 융(Carl Jung)의 '동시성(Synchronicity)' 이론에서 영감을 얻은 이 앨범은, 초기 더 폴리스를 상징하던 레게-펑크(Reggae-Punk)의 틀을 넘어 신시사이저와 문학적 서사를 적극적으로 도입하며 1980년대 대중음악사의 미학적 정점을 기록했습니다. 발매 당시 빌보드 앨범 차트 17주 연속 1위를 차지하는 등 상업적, 비평적으로 눈부신 성과를 거두며 더 폴리스를 세계 최고의 밴드 반열에 올려놓았습니다.</w:t>
+        <w:t>1983년 여름에 발표된 더 폴리스(The Police)의 마지막 정규 음반 《Synchronicity》는 뉴웨이브의 신선한 파격과 정교한 록 미학이 결합하여 빚어낸 20세기 대중음악사의 찬란한 금자탑입니다. 스위스의 심리학자 칼 융(Carl Jung)의 동시성 이론에서 영감을 얻은 이 작품은 세 연주자의 팽팽한 음악적 긴장감 속에서 차가운 지성과 뜨거운 서정성이 경이로운 균형을 이룹니다. 시대의 거대한 팝의 격랑 속에서도 독보적인 품격과 예술적 깊이를 획득한 이 음반은, 해체를 눈앞에 둔 밴드가 인류에게 남긴 가장 완벽하고도 우아한 백조의 노래입니다.</w:t>
       </w:r>
     </w:p>
     <w:p>
       <w:pPr>
-        <w:spacing w:line="312" w:lineRule="auto" w:after="120"/>
+        <w:spacing w:line="324" w:lineRule="auto" w:before="200" w:after="80"/>
       </w:pPr>
+      <w:r>
+        <w:rPr w:rFonts="맑은 고딕">
+          <w:rFonts w:ascii="맑은 고딕" w:hAnsi="맑은 고딕" w:eastAsia="맑은 고딕"/>
+          <w:b/>
+          <w:color w:val="1E3A8A"/>
+          <w:sz w:val="24"/>
+        </w:rPr>
+        <w:t>1. 음반 데이터</w:t>
+      </w:r>
+    </w:p>
+    <w:p>
+      <w:pPr>
+        <w:spacing w:line="324" w:lineRule="auto" w:after="80"/>
+      </w:pPr>
+      <w:r>
+        <w:rPr w:rFonts="맑은 고딕">
+          <w:rFonts w:ascii="맑은 고딕" w:hAnsi="맑은 고딕" w:eastAsia="맑은 고딕"/>
+          <w:b w:val="0"/>
+          <w:color w:val="6B7280"/>
+          <w:sz w:val="21"/>
+        </w:rPr>
+        <w:t xml:space="preserve">· </w:t>
+      </w:r>
+      <w:r>
+        <w:rPr w:rFonts="맑은 고딕">
+          <w:rFonts w:ascii="맑은 고딕" w:hAnsi="맑은 고딕" w:eastAsia="맑은 고딕"/>
+          <w:b/>
+          <w:color w:val="1F2937"/>
+          <w:sz w:val="21"/>
+        </w:rPr>
+        <w:t xml:space="preserve">앨범명: </w:t>
+      </w:r>
       <w:r>
         <w:rPr w:rFonts="맑은 고딕">
           <w:rFonts w:ascii="맑은 고딕" w:hAnsi="맑은 고딕" w:eastAsia="맑은 고딕"/>
           <w:b w:val="0"/>
           <w:sz w:val="21"/>
         </w:rPr>
-        <w:t>음악적으로 이 음반은 세 멤버—스팅(Sting), 앤디 서머스(Andy Summers), 스튜어트 코프랜드(Stewart Copeland)—사이에 감돌던 팽팽한 예술적 긴장감이 최고의 창작 에너지로 승화된 결과물입니다. 스팅의 시적이고 내면 지향적인 가사와 감각적인 베이스 라인, 앤디 서머스의 공간감을 극대화한 코러스 이펙트 기타, 그리고 스튜어트 코프랜드의 정밀하고 폴리리드믹(Polyrhythmic)한 드럼 연주가 어우러져 한 층 높고 다채로운 사운드 스케이프를 완성합니다. 포스트 펑크의 날카로운 에너지와 정교한 팝의 감수성이 이토록 완벽한 균형을 이룬 사례는 음반 역사상 매우 드뭅니다.</w:t>
+        <w:t>Synchronicity</w:t>
       </w:r>
     </w:p>
     <w:p>
       <w:pPr>
-        <w:spacing w:line="312" w:lineRule="auto" w:after="120"/>
+        <w:spacing w:line="324" w:lineRule="auto" w:after="80"/>
       </w:pPr>
+      <w:r>
+        <w:rPr w:rFonts="맑은 고딕">
+          <w:rFonts w:ascii="맑은 고딕" w:hAnsi="맑은 고딕" w:eastAsia="맑은 고딕"/>
+          <w:b w:val="0"/>
+          <w:color w:val="6B7280"/>
+          <w:sz w:val="21"/>
+        </w:rPr>
+        <w:t xml:space="preserve">· </w:t>
+      </w:r>
+      <w:r>
+        <w:rPr w:rFonts="맑은 고딕">
+          <w:rFonts w:ascii="맑은 고딕" w:hAnsi="맑은 고딕" w:eastAsia="맑은 고딕"/>
+          <w:b/>
+          <w:color w:val="1F2937"/>
+          <w:sz w:val="21"/>
+        </w:rPr>
+        <w:t xml:space="preserve">아티스트: </w:t>
+      </w:r>
       <w:r>
         <w:rPr w:rFonts="맑은 고딕">
           <w:rFonts w:ascii="맑은 고딕" w:hAnsi="맑은 고딕" w:eastAsia="맑은 고딕"/>
           <w:b w:val="0"/>
           <w:sz w:val="21"/>
         </w:rPr>
-        <w:t>앨범의 단연 하이라이트는 팝 음악 역사상 가장 위대한 단일 곡 중 하나로 꼽히는 "Every Breath You Take"입니다. 아름다운 서정적 멜로디 이면에 집착과 감시라는 어두운 테마를 감추고 있는 이 곡은, 앤디 서머스의 명징하고 절제된 기타 리프와 스팅의 스모키하면서도 호소력 짙은 보컬이 깊은 잔향을 남깁니다. 아울러 문학적 어휘가 돋보이는 "King of Pain"과 은밀하고 신비로운 매력의 "Wrapped Around Your Finger", 폭발적인 록의 에너지를 발산하는 "Synchronicity II", 그리고 동양적인 여운을 남기며 음반을 마무리하는 "Tea in the Sahara"에 이르기까지 완벽한 완급 조절을 보여줍니다.</w:t>
+        <w:t>The Police (경찰)</w:t>
       </w:r>
     </w:p>
     <w:p>
       <w:pPr>
-        <w:spacing w:line="312" w:lineRule="auto" w:after="120"/>
+        <w:spacing w:line="324" w:lineRule="auto" w:after="80"/>
       </w:pPr>
+      <w:r>
+        <w:rPr w:rFonts="맑은 고딕">
+          <w:rFonts w:ascii="맑은 고딕" w:hAnsi="맑은 고딕" w:eastAsia="맑은 고딕"/>
+          <w:b w:val="0"/>
+          <w:color w:val="6B7280"/>
+          <w:sz w:val="21"/>
+        </w:rPr>
+        <w:t xml:space="preserve">· </w:t>
+      </w:r>
+      <w:r>
+        <w:rPr w:rFonts="맑은 고딕">
+          <w:rFonts w:ascii="맑은 고딕" w:hAnsi="맑은 고딕" w:eastAsia="맑은 고딕"/>
+          <w:b/>
+          <w:color w:val="1F2937"/>
+          <w:sz w:val="21"/>
+        </w:rPr>
+        <w:t xml:space="preserve">발매 정보: </w:t>
+      </w:r>
       <w:r>
         <w:rPr w:rFonts="맑은 고딕">
           <w:rFonts w:ascii="맑은 고딕" w:hAnsi="맑은 고딕" w:eastAsia="맑은 고딕"/>
           <w:b w:val="0"/>
           <w:sz w:val="21"/>
         </w:rPr>
-        <w:t>《Synchronicity》는 단순한 히트곡의 모음집을 넘어, 하나의 완결된 예술적 서사를 지닌 명반입니다. LP의 회전판을 통해 흐르는 다이내믹한 아날로그 사운드는 80년대 초반 앰비언트한 질감과 세련된 어쿠스틱/프로그래밍의 조화를 더욱 풍부하게 전달합니다. 시대와 장르를 초월하여 현대 대중음악의 감각적 지평을 넓힌 이 앨범은, 음반 컬렉터라면 반드시 소장하고 아껴 들어야 할 시대를 초월한 클래식입니다.</w:t>
+        <w:t>1983년 6월 A&amp;M 레코드사를 통해 발매된 밴드의 다섯 번째 정규 스튜디오 음반으로, 카리브해 몬트세랫의 AIR 스튜디오에서 녹음되었습니다. 멤버 간의 극한의 음악적 갈등 속에서도 명 프로듀서 휴 패덤(Hugh Padgham)과 함께 정교하고 지적인 사운드스케이프를 직조해 낸 록 역사상 가장 비범한 걸작 중 하나입니다.</w:t>
+      </w:r>
+    </w:p>
+    <w:p>
+      <w:pPr>
+        <w:spacing w:line="324" w:lineRule="auto" w:after="80"/>
+      </w:pPr>
+      <w:r>
+        <w:rPr w:rFonts="맑은 고딕">
+          <w:rFonts w:ascii="맑은 고딕" w:hAnsi="맑은 고딕" w:eastAsia="맑은 고딕"/>
+          <w:b w:val="0"/>
+          <w:color w:val="6B7280"/>
+          <w:sz w:val="21"/>
+        </w:rPr>
+        <w:t xml:space="preserve">· </w:t>
+      </w:r>
+      <w:r>
+        <w:rPr w:rFonts="맑은 고딕">
+          <w:rFonts w:ascii="맑은 고딕" w:hAnsi="맑은 고딕" w:eastAsia="맑은 고딕"/>
+          <w:b/>
+          <w:color w:val="1F2937"/>
+          <w:sz w:val="21"/>
+        </w:rPr>
+        <w:t xml:space="preserve">LP 인기도(판매량): </w:t>
+      </w:r>
+      <w:r>
+        <w:rPr w:rFonts="맑은 고딕">
+          <w:rFonts w:ascii="맑은 고딕" w:hAnsi="맑은 고딕" w:eastAsia="맑은 고딕"/>
+          <w:b w:val="0"/>
+          <w:sz w:val="21"/>
+        </w:rPr>
+        <w:t>발매 직후 미국 빌보드 200 앨범 차트에서 마이클 잭슨의 《Thriller》를 밀어내고 17주 동안 정상을 지키는 기염을 토했습니다. 미국 내에서만 800만 장 이상(8× 플래티넘)이 판매되었으며, 전 세계적으로 1,500만 장 이상의 판매고를 올리며 비평과 상업성 양면에서 최정점에 올랐습니다.</w:t>
+      </w:r>
+    </w:p>
+    <w:p>
+      <w:pPr>
+        <w:spacing w:line="324" w:lineRule="auto" w:after="80"/>
+      </w:pPr>
+      <w:r>
+        <w:rPr w:rFonts="맑은 고딕">
+          <w:rFonts w:ascii="맑은 고딕" w:hAnsi="맑은 고딕" w:eastAsia="맑은 고딕"/>
+          <w:b w:val="0"/>
+          <w:color w:val="6B7280"/>
+          <w:sz w:val="21"/>
+        </w:rPr>
+        <w:t xml:space="preserve">· </w:t>
+      </w:r>
+      <w:r>
+        <w:rPr w:rFonts="맑은 고딕">
+          <w:rFonts w:ascii="맑은 고딕" w:hAnsi="맑은 고딕" w:eastAsia="맑은 고딕"/>
+          <w:b/>
+          <w:color w:val="1F2937"/>
+          <w:sz w:val="21"/>
+        </w:rPr>
+        <w:t xml:space="preserve">각종 수상경력: </w:t>
+      </w:r>
+      <w:r>
+        <w:rPr w:rFonts="맑은 고딕">
+          <w:rFonts w:ascii="맑은 고딕" w:hAnsi="맑은 고딕" w:eastAsia="맑은 고딕"/>
+          <w:b w:val="0"/>
+          <w:sz w:val="21"/>
+        </w:rPr>
+        <w:t>1984년 제26회 그래미 어워드에서 '올해의 노래(Song of the Year)'를 포함해 '최우수 팝 듀오/그룹 보컬 퍼포먼스', '최우수 록 듀오/그룹 보컬 퍼포먼스' 등 3개 부문을 석권했습니다. 롤링 스톤 선정 '역사상 가장 위대한 앨범 500선'에 지속적으로 이름을 올리며 불후의 명반으로 공인받고 있습니다.</w:t>
+      </w:r>
+    </w:p>
+    <w:p>
+      <w:pPr>
+        <w:spacing w:line="324" w:lineRule="auto" w:before="200" w:after="80"/>
+      </w:pPr>
+      <w:r>
+        <w:rPr w:rFonts="맑은 고딕">
+          <w:rFonts w:ascii="맑은 고딕" w:hAnsi="맑은 고딕" w:eastAsia="맑은 고딕"/>
+          <w:b/>
+          <w:color w:val="1E3A8A"/>
+          <w:sz w:val="24"/>
+        </w:rPr>
+        <w:t>2. 아티스트 정보</w:t>
+      </w:r>
+    </w:p>
+    <w:p>
+      <w:pPr>
+        <w:spacing w:line="324" w:lineRule="auto" w:after="80"/>
+      </w:pPr>
+      <w:r>
+        <w:rPr w:rFonts="맑은 고딕">
+          <w:rFonts w:ascii="맑은 고딕" w:hAnsi="맑은 고딕" w:eastAsia="맑은 고딕"/>
+          <w:b w:val="0"/>
+          <w:color w:val="6B7280"/>
+          <w:sz w:val="21"/>
+        </w:rPr>
+        <w:t xml:space="preserve">· </w:t>
+      </w:r>
+      <w:r>
+        <w:rPr w:rFonts="맑은 고딕">
+          <w:rFonts w:ascii="맑은 고딕" w:hAnsi="맑은 고딕" w:eastAsia="맑은 고딕"/>
+          <w:b/>
+          <w:color w:val="1F2937"/>
+          <w:sz w:val="21"/>
+        </w:rPr>
+        <w:t xml:space="preserve">국적: </w:t>
+      </w:r>
+      <w:r>
+        <w:rPr w:rFonts="맑은 고딕">
+          <w:rFonts w:ascii="맑은 고딕" w:hAnsi="맑은 고딕" w:eastAsia="맑은 고딕"/>
+          <w:b w:val="0"/>
+          <w:sz w:val="21"/>
+        </w:rPr>
+        <w:t>영국 (United Kingdom)</w:t>
+      </w:r>
+    </w:p>
+    <w:p>
+      <w:pPr>
+        <w:spacing w:line="324" w:lineRule="auto" w:after="80"/>
+      </w:pPr>
+      <w:r>
+        <w:rPr w:rFonts="맑은 고딕">
+          <w:rFonts w:ascii="맑은 고딕" w:hAnsi="맑은 고딕" w:eastAsia="맑은 고딕"/>
+          <w:b w:val="0"/>
+          <w:color w:val="6B7280"/>
+          <w:sz w:val="21"/>
+        </w:rPr>
+        <w:t xml:space="preserve">· </w:t>
+      </w:r>
+      <w:r>
+        <w:rPr w:rFonts="맑은 고딕">
+          <w:rFonts w:ascii="맑은 고딕" w:hAnsi="맑은 고딕" w:eastAsia="맑은 고딕"/>
+          <w:b/>
+          <w:color w:val="1F2937"/>
+          <w:sz w:val="21"/>
+        </w:rPr>
+        <w:t xml:space="preserve">생몰년도: </w:t>
+      </w:r>
+      <w:r>
+        <w:rPr w:rFonts="맑은 고딕">
+          <w:rFonts w:ascii="맑은 고딕" w:hAnsi="맑은 고딕" w:eastAsia="맑은 고딕"/>
+          <w:b w:val="0"/>
+          <w:sz w:val="21"/>
+        </w:rPr>
+        <w:t>1977년 결성 ~ 1986년 해체 (2007년 재결합 투어)</w:t>
+      </w:r>
+    </w:p>
+    <w:p>
+      <w:pPr>
+        <w:spacing w:line="324" w:lineRule="auto" w:after="80"/>
+      </w:pPr>
+      <w:r>
+        <w:rPr w:rFonts="맑은 고딕">
+          <w:rFonts w:ascii="맑은 고딕" w:hAnsi="맑은 고딕" w:eastAsia="맑은 고딕"/>
+          <w:b w:val="0"/>
+          <w:color w:val="6B7280"/>
+          <w:sz w:val="21"/>
+        </w:rPr>
+        <w:t xml:space="preserve">· </w:t>
+      </w:r>
+      <w:r>
+        <w:rPr w:rFonts="맑은 고딕">
+          <w:rFonts w:ascii="맑은 고딕" w:hAnsi="맑은 고딕" w:eastAsia="맑은 고딕"/>
+          <w:b/>
+          <w:color w:val="1F2937"/>
+          <w:sz w:val="21"/>
+        </w:rPr>
+        <w:t xml:space="preserve">그룹 소속: </w:t>
+      </w:r>
+      <w:r>
+        <w:rPr w:rFonts="맑은 고딕">
+          <w:rFonts w:ascii="맑은 고딕" w:hAnsi="맑은 고딕" w:eastAsia="맑은 고딕"/>
+          <w:b w:val="0"/>
+          <w:sz w:val="21"/>
+        </w:rPr>
+        <w:t>3인조 록 밴드 (트리오 그룹 - 스팅, 앤디 서머스, 스튜어트 코플랜드)</w:t>
+      </w:r>
+    </w:p>
+    <w:p>
+      <w:pPr>
+        <w:spacing w:line="324" w:lineRule="auto" w:after="80"/>
+      </w:pPr>
+      <w:r>
+        <w:rPr w:rFonts="맑은 고딕">
+          <w:rFonts w:ascii="맑은 고딕" w:hAnsi="맑은 고딕" w:eastAsia="맑은 고딕"/>
+          <w:b w:val="0"/>
+          <w:color w:val="6B7280"/>
+          <w:sz w:val="21"/>
+        </w:rPr>
+        <w:t xml:space="preserve">· </w:t>
+      </w:r>
+      <w:r>
+        <w:rPr w:rFonts="맑은 고딕">
+          <w:rFonts w:ascii="맑은 고딕" w:hAnsi="맑은 고딕" w:eastAsia="맑은 고딕"/>
+          <w:b/>
+          <w:color w:val="1F2937"/>
+          <w:sz w:val="21"/>
+        </w:rPr>
+        <w:t xml:space="preserve">아티스트 소개: </w:t>
+      </w:r>
+      <w:r>
+        <w:rPr w:rFonts="맑은 고딕">
+          <w:rFonts w:ascii="맑은 고딕" w:hAnsi="맑은 고딕" w:eastAsia="맑은 고딕"/>
+          <w:b w:val="0"/>
+          <w:sz w:val="21"/>
+        </w:rPr>
+        <w:t>펑크 록의 폭발적인 에너지 위에 자메이카 레게의 유려한 리듬과 재즈의 세련된 화성을 직조해 내며 팝 음악계에 독보적인 음악적 지평을 연 선구자들입니다. 스팅의 시적이고 지적인 노랫말과 유려한 보컬, 앤디 서머스의 공간감을 자아내는 텍스처 기타, 스튜어트 코플랜드의 정교하고 다이내믹한 드러밍이 완벽한 삼위일체를 이루며 록 역사상 가장 밀도 높은 트리오 사운드를 완성했습니다.</w:t>
+      </w:r>
+    </w:p>
+    <w:p>
+      <w:pPr>
+        <w:spacing w:line="324" w:lineRule="auto" w:before="200" w:after="80"/>
+      </w:pPr>
+      <w:r>
+        <w:rPr w:rFonts="맑은 고딕">
+          <w:rFonts w:ascii="맑은 고딕" w:hAnsi="맑은 고딕" w:eastAsia="맑은 고딕"/>
+          <w:b/>
+          <w:color w:val="1E3A8A"/>
+          <w:sz w:val="24"/>
+        </w:rPr>
+        <w:t>3. 음반 상세 분석</w:t>
+      </w:r>
+    </w:p>
+    <w:p>
+      <w:pPr>
+        <w:spacing w:line="324" w:lineRule="auto" w:after="80"/>
+      </w:pPr>
+      <w:r>
+        <w:rPr w:rFonts="맑은 고딕">
+          <w:rFonts w:ascii="맑은 고딕" w:hAnsi="맑은 고딕" w:eastAsia="맑은 고딕"/>
+          <w:b w:val="0"/>
+          <w:color w:val="6B7280"/>
+          <w:sz w:val="21"/>
+        </w:rPr>
+        <w:t xml:space="preserve">· </w:t>
+      </w:r>
+      <w:r>
+        <w:rPr w:rFonts="맑은 고딕">
+          <w:rFonts w:ascii="맑은 고딕" w:hAnsi="맑은 고딕" w:eastAsia="맑은 고딕"/>
+          <w:b/>
+          <w:color w:val="1F2937"/>
+          <w:sz w:val="21"/>
+        </w:rPr>
+        <w:t xml:space="preserve">역사적 위치: </w:t>
+      </w:r>
+      <w:r>
+        <w:rPr w:rFonts="맑은 고딕">
+          <w:rFonts w:ascii="맑은 고딕" w:hAnsi="맑은 고딕" w:eastAsia="맑은 고딕"/>
+          <w:b w:val="0"/>
+          <w:sz w:val="21"/>
+        </w:rPr>
+        <w:t>80년대 초 신스팝과 댄스 팝이 주류를 형성하던 과도기에, 정통 록 트리오 편성이 도달할 수 있는 가장 지적이고 세련된 상업적·음악적 정점을 증명한 작품입니다. 초기의 날것 같은 레게-록 어법을 초월해 미니멀리즘과 앰비언트적인 공간감을 우아하게 수렴함으로써, 팝의 대중성과 현대 예술의 탐미주의가 완벽하게 공존하는 역사적 성취를 거두었습니다.</w:t>
+      </w:r>
+    </w:p>
+    <w:p>
+      <w:pPr>
+        <w:spacing w:line="324" w:lineRule="auto" w:after="80"/>
+      </w:pPr>
+      <w:r>
+        <w:rPr w:rFonts="맑은 고딕">
+          <w:rFonts w:ascii="맑은 고딕" w:hAnsi="맑은 고딕" w:eastAsia="맑은 고딕"/>
+          <w:b w:val="0"/>
+          <w:color w:val="6B7280"/>
+          <w:sz w:val="21"/>
+        </w:rPr>
+        <w:t xml:space="preserve">· </w:t>
+      </w:r>
+      <w:r>
+        <w:rPr w:rFonts="맑은 고딕">
+          <w:rFonts w:ascii="맑은 고딕" w:hAnsi="맑은 고딕" w:eastAsia="맑은 고딕"/>
+          <w:b/>
+          <w:color w:val="1F2937"/>
+          <w:sz w:val="21"/>
+        </w:rPr>
+        <w:t xml:space="preserve">시대의 흔적(스토리텔링): </w:t>
+      </w:r>
+      <w:r>
+        <w:rPr w:rFonts="맑은 고딕">
+          <w:rFonts w:ascii="맑은 고딕" w:hAnsi="맑은 고딕" w:eastAsia="맑은 고딕"/>
+          <w:b w:val="0"/>
+          <w:sz w:val="21"/>
+        </w:rPr>
+        <w:t>냉전의 그늘과 포스트모더니즘의 물결이 교차하던 1980년대 초반, 화려한 도시 이면에 자리했던 청춘들의 소외감과 인간관계의 균열을 고스란히 담아냈습니다. 거장 사진작가 듀안 마이클(Duane Michals)이 촬영한 세 멤버의 개별적 사진과 3색 줄무늬 재킷처럼, 각자의 길을 걷기 직전 멤버들의 고독한 내면과 당대 사회의 차가운 공기가 애잔하고 날카로운 멜로디에 짙게 투영되어 있습니다.</w:t>
+      </w:r>
+    </w:p>
+    <w:p>
+      <w:pPr>
+        <w:spacing w:line="324" w:lineRule="auto" w:before="200" w:after="80"/>
+      </w:pPr>
+      <w:r>
+        <w:rPr w:rFonts="맑은 고딕">
+          <w:rFonts w:ascii="맑은 고딕" w:hAnsi="맑은 고딕" w:eastAsia="맑은 고딕"/>
+          <w:b/>
+          <w:color w:val="1E3A8A"/>
+          <w:sz w:val="24"/>
+        </w:rPr>
+        <w:t>4. 주요 수록곡 및 감상 제언</w:t>
+      </w:r>
+    </w:p>
+    <w:p>
+      <w:pPr>
+        <w:spacing w:line="324" w:lineRule="auto" w:after="80"/>
+      </w:pPr>
+      <w:r>
+        <w:rPr w:rFonts="맑은 고딕">
+          <w:rFonts w:ascii="맑은 고딕" w:hAnsi="맑은 고딕" w:eastAsia="맑은 고딕"/>
+          <w:b w:val="0"/>
+          <w:color w:val="6B7280"/>
+          <w:sz w:val="21"/>
+        </w:rPr>
+        <w:t xml:space="preserve">· </w:t>
+      </w:r>
+      <w:r>
+        <w:rPr w:rFonts="맑은 고딕">
+          <w:rFonts w:ascii="맑은 고딕" w:hAnsi="맑은 고딕" w:eastAsia="맑은 고딕"/>
+          <w:b/>
+          <w:color w:val="1F2937"/>
+          <w:sz w:val="21"/>
+        </w:rPr>
+        <w:t xml:space="preserve">주요 수록곡 특징: </w:t>
+      </w:r>
+      <w:r>
+        <w:rPr w:rFonts="맑은 고딕">
+          <w:rFonts w:ascii="맑은 고딕" w:hAnsi="맑은 고딕" w:eastAsia="맑은 고딕"/>
+          <w:b w:val="0"/>
+          <w:sz w:val="21"/>
+        </w:rPr>
+        <w:t>20세기 가장 위대한 사랑과 집착의 송가로 꼽히는 "Every Breath You Take"는 미니멀한 기타 아르페지오와 스팅의 담담하면서도 애절한 음색이 슬픈 서정을 자아냅니다. 깊은 실연의 고통을 처연하게 승화시킨 "King of Pain", 신화적 알레고리와 몽환적인 신디사이저가 돋보이는 "Wrapped Around Your Finger", 거친 록의 긴박감을 표출하는 "Synchronicity II" 등 모든 트랙이 유기적인 완결성을 자랑합니다.</w:t>
+      </w:r>
+    </w:p>
+    <w:p>
+      <w:pPr>
+        <w:spacing w:line="324" w:lineRule="auto" w:after="80"/>
+      </w:pPr>
+      <w:r>
+        <w:rPr w:rFonts="맑은 고딕">
+          <w:rFonts w:ascii="맑은 고딕" w:hAnsi="맑은 고딕" w:eastAsia="맑은 고딕"/>
+          <w:b w:val="0"/>
+          <w:color w:val="6B7280"/>
+          <w:sz w:val="21"/>
+        </w:rPr>
+        <w:t xml:space="preserve">· </w:t>
+      </w:r>
+      <w:r>
+        <w:rPr w:rFonts="맑은 고딕">
+          <w:rFonts w:ascii="맑은 고딕" w:hAnsi="맑은 고딕" w:eastAsia="맑은 고딕"/>
+          <w:b/>
+          <w:color w:val="1F2937"/>
+          <w:sz w:val="21"/>
+        </w:rPr>
+        <w:t xml:space="preserve">빈티지 감상 제언: </w:t>
+      </w:r>
+      <w:r>
+        <w:rPr w:rFonts="맑은 고딕">
+          <w:rFonts w:ascii="맑은 고딕" w:hAnsi="맑은 고딕" w:eastAsia="맑은 고딕"/>
+          <w:b w:val="0"/>
+          <w:sz w:val="21"/>
+        </w:rPr>
+        <w:t>스튜어트 코플랜드의 섬세한 하이햇 타격과 앤디 서머스의 코러스 페달 기타가 빚어내는 청명한 음향 텍스처는 아날로그 바이닐을 통해 들을 때 비로소 진가를 발휘합니다. 따뜻한 음색의 진공관 앰프와 묵직한 베이스 응답성을 지닌 카트리지를 매칭하면, 초기 디지털 레코딩의 선명함에 아날로그 특유의 온기 어린 공간감이 더해져 밴드가 스튜디오 안에서 연출한 입체적인 음장감을 황홀하게 만끽할 수 있습니다.</w:t>
+      </w:r>
+    </w:p>
+    <w:p>
+      <w:pPr>
+        <w:spacing w:line="324" w:lineRule="auto" w:after="80"/>
+      </w:pPr>
+      <w:r>
+        <w:rPr w:rFonts="맑은 고딕">
+          <w:rFonts w:ascii="맑은 고딕" w:hAnsi="맑은 고딕" w:eastAsia="맑은 고딕"/>
+          <w:b w:val="0"/>
+          <w:color w:val="6B7280"/>
+          <w:sz w:val="21"/>
+        </w:rPr>
+        <w:t xml:space="preserve">· </w:t>
+      </w:r>
+      <w:r>
+        <w:rPr w:rFonts="맑은 고딕">
+          <w:rFonts w:ascii="맑은 고딕" w:hAnsi="맑은 고딕" w:eastAsia="맑은 고딕"/>
+          <w:b/>
+          <w:color w:val="1F2937"/>
+          <w:sz w:val="21"/>
+        </w:rPr>
+        <w:t xml:space="preserve">소장 가치: </w:t>
+      </w:r>
+      <w:r>
+        <w:rPr w:rFonts="맑은 고딕">
+          <w:rFonts w:ascii="맑은 고딕" w:hAnsi="맑은 고딕" w:eastAsia="맑은 고딕"/>
+          <w:b w:val="0"/>
+          <w:sz w:val="21"/>
+        </w:rPr>
+        <w:t>청·적·황 3색 밴드의 배열과 멤버들의 사진 배치가 다채롭게 변형되어 출간된 36종 이상의 오리지널 아트워크 LP 커버는 그 자체로 하나의 현대 팝아트 작품으로서 뛰어난 예술적 가치를 지닙니다. 시대를 호령했던 위대한 밴드의 가장 완벽한 피날레이자 아날로그 전성기를 마감하는 기념비적 음반이기에, 음악 애호가라면 반드시 턴테이블 곁에 갖추어야 할 불후의 컬렉션입니다.</w:t>
+      </w:r>
+    </w:p>
+    <w:p>
+      <w:pPr>
+        <w:spacing w:line="324" w:lineRule="auto" w:after="120" w:before="160"/>
+      </w:pPr>
+      <w:r>
+        <w:rPr w:rFonts="맑은 고딕">
+          <w:rFonts w:ascii="맑은 고딕" w:hAnsi="맑은 고딕" w:eastAsia="맑은 고딕"/>
+          <w:b/>
+          <w:color w:val="4338CA"/>
+          <w:sz w:val="21"/>
+        </w:rPr>
+        <w:t>이 음반을 통해 차가운 지성과 애절한 서정이 빚어내는 아날로그 비닐의 숭고한 숨결이 전해주는 감동을 다시 한번 경험해 보시는 것은 어떨까요?</w:t>
       </w:r>
     </w:p>
     <w:sectPr>
       <w:pgSz w:w="12240" w:h="15840"/>
-      <w:pgMar w:top="1440" w:right="1440" w:bottom="1440" w:left="1440" w:header="720" w:footer="720" w:gutter="0"/>
+      <w:pgMar w:top="1152" w:right="1296" w:bottom="1152" w:left="1296" w:header="720" w:footer="720" w:gutter="0"/>
       <w:cols w:space="720"/>
       <w:docGrid w:linePitch="360"/>
     </w:sectPr>

--- a/word_reports/LP_0352_위치_458_The Police_Synchronicity.docx
+++ b/word_reports/LP_0352_위치_458_The Police_Synchronicity.docx
@@ -32,7 +32,7 @@
     </w:p>
     <w:p>
       <w:pPr>
-        <w:spacing w:line="324" w:lineRule="auto" w:before="80" w:after="160"/>
+        <w:spacing w:line="324" w:lineRule="auto" w:before="80" w:after="120"/>
       </w:pPr>
       <w:r>
         <w:rPr w:rFonts="맑은 고딕">
@@ -42,13 +42,6 @@
           <w:sz w:val="22"/>
         </w:rPr>
         <w:t xml:space="preserve">[음반 소개] </w:t>
-      </w:r>
-      <w:r>
-        <w:rPr w:rFonts="맑은 고딕">
-          <w:rFonts w:ascii="맑은 고딕" w:hAnsi="맑은 고딕" w:eastAsia="맑은 고딕"/>
-          <w:b w:val="0"/>
-          <w:sz w:val="21"/>
-        </w:rPr>
       </w:r>
     </w:p>
     <w:p>
@@ -61,7 +54,46 @@
           <w:b w:val="0"/>
           <w:sz w:val="21"/>
         </w:rPr>
-        <w:t>1983년 여름에 발표된 더 폴리스(The Police)의 마지막 정규 음반 《Synchronicity》는 뉴웨이브의 신선한 파격과 정교한 록 미학이 결합하여 빚어낸 20세기 대중음악사의 찬란한 금자탑입니다. 스위스의 심리학자 칼 융(Carl Jung)의 동시성 이론에서 영감을 얻은 이 작품은 세 연주자의 팽팽한 음악적 긴장감 속에서 차가운 지성과 뜨거운 서정성이 경이로운 균형을 이룹니다. 시대의 거대한 팝의 격랑 속에서도 독보적인 품격과 예술적 깊이를 획득한 이 음반은, 해체를 눈앞에 둔 밴드가 인류에게 남긴 가장 완벽하고도 우아한 백조의 노래입니다.</w:t>
+        <w:t>1983년 초여름, 전 세계 팝 음악계의 시선은 한 장의 앨범으로 일제히 집중되었습니다. 펑크의 거친 야성과 레게의 유연한 리듬, 그리고 정교한 재즈의 화성을 결합해 독보적인 음악적 영토를 개척했던 3인조 록 밴드 더 폴리스(The Police)의 통산 다섯 번째 정규작이자 찬란한 백조의 노래가 된 앨범, 바로 《Synchronicity》입니다. 멤버들 간의 극심한 음악적 갈등과 창작열이 팽팽한 긴장감으로 맞닿아 있던 몬트세랫의 에어 스튜디오에서, 그들은 서로의 에고를 불태우며 역설적이게도 밴드 역사상 가장 완벽하고 지적인 걸작을 잉태해 냈습니다.</w:t>
+      </w:r>
+    </w:p>
+    <w:p>
+      <w:pPr>
+        <w:spacing w:line="324" w:lineRule="auto" w:after="120"/>
+      </w:pPr>
+      <w:r>
+        <w:rPr w:rFonts="맑은 고딕">
+          <w:rFonts w:ascii="맑은 고딕" w:hAnsi="맑은 고딕" w:eastAsia="맑은 고딕"/>
+          <w:b w:val="0"/>
+          <w:sz w:val="21"/>
+        </w:rPr>
+        <w:t>이 음반의 사상적 기저는 스위스의 정신의학자 카를 구스타프 융(Carl Gustav Jung)이 주창한 '동시성(Synchronicity) 이론'과 작가 아서 쾨슬러의 철학적 사유에 깊게 닿아 있습니다. 당시 쓰라린 이혼의 아픔을 겪고 있던 스팅(Sting)은 지극히 사적인 상처와 고독을 냉전 시대의 집단적 불안, 그리고 현대 사회를 관통하는 실존적 위기감과 정교하게 결속시켰습니다. 단순한 남녀 간의 사랑 노래를 넘어 인간 내면의 뒤틀린 집착과 통제욕을 서늘하게 해부하고, 고대 신화와 문학적 은유를 현대 록 사운드에 녹여낸 이 작품은 대중음악이 도달할 수 있는 가장 우아하고 심오한 철학적 성취를 보여줍니다.</w:t>
+      </w:r>
+    </w:p>
+    <w:p>
+      <w:pPr>
+        <w:spacing w:line="324" w:lineRule="auto" w:after="120"/>
+      </w:pPr>
+      <w:r>
+        <w:rPr w:rFonts="맑은 고딕">
+          <w:rFonts w:ascii="맑은 고딕" w:hAnsi="맑은 고딕" w:eastAsia="맑은 고딕"/>
+          <w:b w:val="0"/>
+          <w:sz w:val="21"/>
+        </w:rPr>
+        <w:t>음악사적으로도 《Synchronicity》의 위상은 절대적입니다. 1983년 팝계를 지배하던 마이클 잭슨의 《Thriller》 독주 체제를 무너뜨리고 빌보드 정상을 탈환한 유일무이한 음반이었으며, 펑크와 뉴웨이브의 시대를 마감하고 80년대 스타디움 록의 찬란한 개막을 알린 이정표였습니다. 앤디 서머스(Andy Summers)의 영롱하면서도 서늘한 코러스 기타 톤, 스튜어트 코플랜드(Stewart Copeland)의 폴리리듬을 넘나드는 정교한 퍼커션, 그리고 스팅의 날카로우면서도 서정적인 베이스와 보컬은 완벽한 삼위일체를 이루며 팝과 록의 경계를 영원히 허물어뜨렸습니다.</w:t>
+      </w:r>
+    </w:p>
+    <w:p>
+      <w:pPr>
+        <w:spacing w:line="324" w:lineRule="auto" w:after="120"/>
+      </w:pPr>
+      <w:r>
+        <w:rPr w:rFonts="맑은 고딕">
+          <w:rFonts w:ascii="맑은 고딕" w:hAnsi="맑은 고딕" w:eastAsia="맑은 고딕"/>
+          <w:b w:val="0"/>
+          <w:sz w:val="21"/>
+        </w:rPr>
+        <w:t>세월이 흘러 디지털 음원이 범람하는 오늘날에도, 검은 바이닐 위를 미끄러지는 턴테이블 바늘을 통해 되살아나는 이 음반의 온도는 여전히 특별합니다. 그것은 화려한 상업적 성공 이면에 도사린 현대인의 차가운 고독을 위로하는 지적인 서정시이자, 절정의 순간에 스스로 마침표를 찍으며 전설로 남은 세 거장의 뜨거운 예술혼이 빚어낸 영원불멸의 기록입니다.</w:t>
       </w:r>
     </w:p>
     <w:p>
@@ -168,7 +200,7 @@
           <w:b w:val="0"/>
           <w:sz w:val="21"/>
         </w:rPr>
-        <w:t>1983년 6월 A&amp;M 레코드사를 통해 발매된 밴드의 다섯 번째 정규 스튜디오 음반으로, 카리브해 몬트세랫의 AIR 스튜디오에서 녹음되었습니다. 멤버 간의 극한의 음악적 갈등 속에서도 명 프로듀서 휴 패덤(Hugh Padgham)과 함께 정교하고 지적인 사운드스케이프를 직조해 낸 록 역사상 가장 비범한 걸작 중 하나입니다.</w:t>
+        <w:t>1983년 6월 17일 A&amp;M 레코드를 통해 발매된 더 폴리스의 다섯 번째이자 마지막 정규 스튜디오 음반으로, 밴드의 음악적 정점이자 대중음악사를 장식한 명반.</w:t>
       </w:r>
     </w:p>
     <w:p>
@@ -199,7 +231,7 @@
           <w:b w:val="0"/>
           <w:sz w:val="21"/>
         </w:rPr>
-        <w:t>발매 직후 미국 빌보드 200 앨범 차트에서 마이클 잭슨의 《Thriller》를 밀어내고 17주 동안 정상을 지키는 기염을 토했습니다. 미국 내에서만 800만 장 이상(8× 플래티넘)이 판매되었으며, 전 세계적으로 1,500만 장 이상의 판매고를 올리며 비평과 상업성 양면에서 최정점에 올랐습니다.</w:t>
+        <w:t>발매 직후 미국 빌보드 200 앨범 차트 17주 연속 1위, 영국 앨범 차트 1위를 기록. 미국 내에서만 800만 장 이상(8× 플래티넘) 판매, 전 세계 누적 1,500만 장 이상의 경이적인 판매고를 달성하며 상업적·비평적 정점을 기록함.</w:t>
       </w:r>
     </w:p>
     <w:p>
@@ -230,7 +262,7 @@
           <w:b w:val="0"/>
           <w:sz w:val="21"/>
         </w:rPr>
-        <w:t>1984년 제26회 그래미 어워드에서 '올해의 노래(Song of the Year)'를 포함해 '최우수 팝 듀오/그룹 보컬 퍼포먼스', '최우수 록 듀오/그룹 보컬 퍼포먼스' 등 3개 부문을 석권했습니다. 롤링 스톤 선정 '역사상 가장 위대한 앨범 500선'에 지속적으로 이름을 올리며 불후의 명반으로 공인받고 있습니다.</w:t>
+        <w:t>1984년 제26회 그래미 어워드에서 '최우수 록 퍼포먼스(듀오/그룹)', '최우수 팝 퍼포먼스(듀오/그룹)', 그리고 "Every Breath You Take"로 '올해의 노래(Song of the Year)'를 수상하며 3관왕 석권. 롤링 스톤 선정 '역대 최고의 명반 500선' 상위 랭크.</w:t>
       </w:r>
     </w:p>
     <w:p>
@@ -306,7 +338,7 @@
           <w:b w:val="0"/>
           <w:sz w:val="21"/>
         </w:rPr>
-        <w:t>1977년 결성 ~ 1986년 해체 (2007년 재결합 투어)</w:t>
+        <w:t>1977년 결성 (1986년 공식 해체)</w:t>
       </w:r>
     </w:p>
     <w:p>
@@ -337,7 +369,7 @@
           <w:b w:val="0"/>
           <w:sz w:val="21"/>
         </w:rPr>
-        <w:t>3인조 록 밴드 (트리오 그룹 - 스팅, 앤디 서머스, 스튜어트 코플랜드)</w:t>
+        <w:t>3인조 록 밴드 (트리오)</w:t>
       </w:r>
     </w:p>
     <w:p>
@@ -368,7 +400,7 @@
           <w:b w:val="0"/>
           <w:sz w:val="21"/>
         </w:rPr>
-        <w:t>펑크 록의 폭발적인 에너지 위에 자메이카 레게의 유려한 리듬과 재즈의 세련된 화성을 직조해 내며 팝 음악계에 독보적인 음악적 지평을 연 선구자들입니다. 스팅의 시적이고 지적인 노랫말과 유려한 보컬, 앤디 서머스의 공간감을 자아내는 텍스처 기타, 스튜어트 코플랜드의 정교하고 다이내믹한 드러밍이 완벽한 삼위일체를 이루며 록 역사상 가장 밀도 높은 트리오 사운드를 완성했습니다.</w:t>
+        <w:t>스팅(보컬/베이스), 앤디 서머스(기타), 스튜어트 코플랜드(드럼)로 구성된 전설적인 영국 3인조 밴드입니다. 펑크의 폭발적인 에너지 위에 레게의 유연한 그루브와 재즈 화성을 절묘하게 융합하여 '화이트 레게'와 '뉴웨이브'의 최정점을 구현했습니다. 지적인 가사와 탁월한 연주력을 바탕으로 1980년대 초반 전 세계 팝 음악 시장을 제패한 독보적인 아티스트입니다.</w:t>
       </w:r>
     </w:p>
     <w:p>
@@ -413,7 +445,7 @@
           <w:b w:val="0"/>
           <w:sz w:val="21"/>
         </w:rPr>
-        <w:t>80년대 초 신스팝과 댄스 팝이 주류를 형성하던 과도기에, 정통 록 트리오 편성이 도달할 수 있는 가장 지적이고 세련된 상업적·음악적 정점을 증명한 작품입니다. 초기의 날것 같은 레게-록 어법을 초월해 미니멀리즘과 앰비언트적인 공간감을 우아하게 수렴함으로써, 팝의 대중성과 현대 예술의 탐미주의가 완벽하게 공존하는 역사적 성취를 거두었습니다.</w:t>
+        <w:t>포스트 펑크와 뉴웨이브 음악이 도달할 수 있었던 미학적 완성도의 정점으로 평가받습니다. 예술적 실험성과 대중적 훅(Hook)이 가장 이상적인 균형을 이루며, 마이클 잭슨의 《Thriller》와 어깨를 나란히 하고 80년대 대중음악의 황금기를 상징하는 역사적인 분수령이 되었습니다.</w:t>
       </w:r>
     </w:p>
     <w:p>
@@ -444,7 +476,7 @@
           <w:b w:val="0"/>
           <w:sz w:val="21"/>
         </w:rPr>
-        <w:t>냉전의 그늘과 포스트모더니즘의 물결이 교차하던 1980년대 초반, 화려한 도시 이면에 자리했던 청춘들의 소외감과 인간관계의 균열을 고스란히 담아냈습니다. 거장 사진작가 듀안 마이클(Duane Michals)이 촬영한 세 멤버의 개별적 사진과 3색 줄무늬 재킷처럼, 각자의 길을 걷기 직전 멤버들의 고독한 내면과 당대 사회의 차가운 공기가 애잔하고 날카로운 멜로디에 짙게 투영되어 있습니다.</w:t>
+        <w:t>냉전의 기운이 감돌던 1980년대 초반, 오웰리언적 감시 사회에 대한 은근한 공포와 개인주의의 확산 속에서 청춘들이 겪었던 내면의 고립감과 소외를 담아냈습니다. 사랑이라는 이름 뒤에 감춰진 집착과 통제, 실존적 고뇌를 세련되고 서늘한 사운드로 형상화하여 당대 젊은이들의 불안한 감성을 예리하게 관통했습니다.</w:t>
       </w:r>
     </w:p>
     <w:p>
@@ -489,7 +521,130 @@
           <w:b w:val="0"/>
           <w:sz w:val="21"/>
         </w:rPr>
-        <w:t>20세기 가장 위대한 사랑과 집착의 송가로 꼽히는 "Every Breath You Take"는 미니멀한 기타 아르페지오와 스팅의 담담하면서도 애절한 음색이 슬픈 서정을 자아냅니다. 깊은 실연의 고통을 처연하게 승화시킨 "King of Pain", 신화적 알레고리와 몽환적인 신디사이저가 돋보이는 "Wrapped Around Your Finger", 거친 록의 긴박감을 표출하는 "Synchronicity II" 등 모든 트랙이 유기적인 완결성을 자랑합니다.</w:t>
+      </w:r>
+    </w:p>
+    <w:p>
+      <w:pPr>
+        <w:spacing w:line="324" w:lineRule="auto" w:after="80"/>
+      </w:pPr>
+      <w:r>
+        <w:rPr w:rFonts="맑은 고딕">
+          <w:rFonts w:ascii="맑은 고딕" w:hAnsi="맑은 고딕" w:eastAsia="맑은 고딕"/>
+          <w:b w:val="0"/>
+          <w:color w:val="6B7280"/>
+          <w:sz w:val="21"/>
+        </w:rPr>
+        <w:t xml:space="preserve">· </w:t>
+      </w:r>
+      <w:r>
+        <w:rPr w:rFonts="맑은 고딕">
+          <w:rFonts w:ascii="맑은 고딕" w:hAnsi="맑은 고딕" w:eastAsia="맑은 고딕"/>
+          <w:b/>
+          <w:color w:val="1F2937"/>
+          <w:sz w:val="21"/>
+        </w:rPr>
+        <w:t xml:space="preserve">"Every Breath You Take": </w:t>
+      </w:r>
+      <w:r>
+        <w:rPr w:rFonts="맑은 고딕">
+          <w:rFonts w:ascii="맑은 고딕" w:hAnsi="맑은 고딕" w:eastAsia="맑은 고딕"/>
+          <w:b w:val="0"/>
+          <w:sz w:val="21"/>
+        </w:rPr>
+        <w:t>얼핏 감미로운 러브송처럼 다가오지만, 스팅 특유의 집착과 감시의 심리를 담아낸 팝 역사상 가장 매혹적인 트랙. 앤디 서머스의 청명한 뮤트 기타 아르페지오와 간결하고 엄격한 비트가 서늘한 아름다움을 전합니다.</w:t>
+      </w:r>
+    </w:p>
+    <w:p>
+      <w:pPr>
+        <w:spacing w:line="324" w:lineRule="auto" w:after="80"/>
+      </w:pPr>
+      <w:r>
+        <w:rPr w:rFonts="맑은 고딕">
+          <w:rFonts w:ascii="맑은 고딕" w:hAnsi="맑은 고딕" w:eastAsia="맑은 고딕"/>
+          <w:b w:val="0"/>
+          <w:color w:val="6B7280"/>
+          <w:sz w:val="21"/>
+        </w:rPr>
+        <w:t xml:space="preserve">· </w:t>
+      </w:r>
+      <w:r>
+        <w:rPr w:rFonts="맑은 고딕">
+          <w:rFonts w:ascii="맑은 고딕" w:hAnsi="맑은 고딕" w:eastAsia="맑은 고딕"/>
+          <w:b/>
+          <w:color w:val="1F2937"/>
+          <w:sz w:val="21"/>
+        </w:rPr>
+        <w:t xml:space="preserve">"King of Pain": </w:t>
+      </w:r>
+      <w:r>
+        <w:rPr w:rFonts="맑은 고딕">
+          <w:rFonts w:ascii="맑은 고딕" w:hAnsi="맑은 고딕" w:eastAsia="맑은 고딕"/>
+          <w:b w:val="0"/>
+          <w:sz w:val="21"/>
+        </w:rPr>
+        <w:t>개인적인 이별의 고통과 상처를 시적 메타포로 승화시킨 명곡으로, 건반의 쓸쓸한 도입부부터 격정적으로 휘몰아치는 후반부까지 극적인 감정선을 선사합니다.</w:t>
+      </w:r>
+    </w:p>
+    <w:p>
+      <w:pPr>
+        <w:spacing w:line="324" w:lineRule="auto" w:after="80"/>
+      </w:pPr>
+      <w:r>
+        <w:rPr w:rFonts="맑은 고딕">
+          <w:rFonts w:ascii="맑은 고딕" w:hAnsi="맑은 고딕" w:eastAsia="맑은 고딕"/>
+          <w:b w:val="0"/>
+          <w:color w:val="6B7280"/>
+          <w:sz w:val="21"/>
+        </w:rPr>
+        <w:t xml:space="preserve">· </w:t>
+      </w:r>
+      <w:r>
+        <w:rPr w:rFonts="맑은 고딕">
+          <w:rFonts w:ascii="맑은 고딕" w:hAnsi="맑은 고딕" w:eastAsia="맑은 고딕"/>
+          <w:b/>
+          <w:color w:val="1F2937"/>
+          <w:sz w:val="21"/>
+        </w:rPr>
+        <w:t xml:space="preserve">"Wrapped Around Your Finger": </w:t>
+      </w:r>
+      <w:r>
+        <w:rPr w:rFonts="맑은 고딕">
+          <w:rFonts w:ascii="맑은 고딕" w:hAnsi="맑은 고딕" w:eastAsia="맑은 고딕"/>
+          <w:b w:val="0"/>
+          <w:sz w:val="21"/>
+        </w:rPr>
+        <w:t>신화적 상징과 문학적 은유가 돋보이며, 몽환적인 신시사이저와 부드러운 재즈풍의 터치가 신비로운 서정성을 자아냅니다.</w:t>
+      </w:r>
+    </w:p>
+    <w:p>
+      <w:pPr>
+        <w:spacing w:line="324" w:lineRule="auto" w:after="80"/>
+      </w:pPr>
+      <w:r>
+        <w:rPr w:rFonts="맑은 고딕">
+          <w:rFonts w:ascii="맑은 고딕" w:hAnsi="맑은 고딕" w:eastAsia="맑은 고딕"/>
+          <w:b w:val="0"/>
+          <w:color w:val="6B7280"/>
+          <w:sz w:val="21"/>
+        </w:rPr>
+        <w:t xml:space="preserve">· </w:t>
+      </w:r>
+      <w:r>
+        <w:rPr w:rFonts="맑은 고딕">
+          <w:rFonts w:ascii="맑은 고딕" w:hAnsi="맑은 고딕" w:eastAsia="맑은 고딕"/>
+          <w:b/>
+          <w:color w:val="1F2937"/>
+          <w:sz w:val="21"/>
+        </w:rPr>
+        <w:t xml:space="preserve">"Synchronicity I &amp; II": </w:t>
+      </w:r>
+      <w:r>
+        <w:rPr w:rFonts="맑은 고딕">
+          <w:rFonts w:ascii="맑은 고딕" w:hAnsi="맑은 고딕" w:eastAsia="맑은 고딕"/>
+          <w:b w:val="0"/>
+          <w:sz w:val="21"/>
+        </w:rPr>
+        <w:t>카를 융의 철학을 공격적인 펑크 리듬과 헤비한 록 사운드로 질주하듯 풀어낸 강렬한 타이틀 트랙들입니다.</w:t>
       </w:r>
     </w:p>
     <w:p>
@@ -520,7 +675,7 @@
           <w:b w:val="0"/>
           <w:sz w:val="21"/>
         </w:rPr>
-        <w:t>스튜어트 코플랜드의 섬세한 하이햇 타격과 앤디 서머스의 코러스 페달 기타가 빚어내는 청명한 음향 텍스처는 아날로그 바이닐을 통해 들을 때 비로소 진가를 발휘합니다. 따뜻한 음색의 진공관 앰프와 묵직한 베이스 응답성을 지닌 카트리지를 매칭하면, 초기 디지털 레코딩의 선명함에 아날로그 특유의 온기 어린 공간감이 더해져 밴드가 스튜디오 안에서 연출한 입체적인 음장감을 황홀하게 만끽할 수 있습니다.</w:t>
+        <w:t>LP 특유의 정숙한 흑색 평면에서 스튜어트 코플랜드의 섬세한 하이햇과 심벌의 잔향이 흩뿌려질 때 아날로그의 진가가 드러납니다. 진공관 앰프를 통해 증폭되는 스팅의 차분하면서도 칼칼한 보컬과 앤디 서머스의 코러스 먹인 일렉트릭 기타 톤은 차가운 디지털 음원에서는 결코 맛볼 수 없는 깊고 따뜻한 공간감과 입체적인 서정을 완성해 줍니다.</w:t>
       </w:r>
     </w:p>
     <w:p>
@@ -551,7 +706,7 @@
           <w:b w:val="0"/>
           <w:sz w:val="21"/>
         </w:rPr>
-        <w:t>청·적·황 3색 밴드의 배열과 멤버들의 사진 배치가 다채롭게 변형되어 출간된 36종 이상의 오리지널 아트워크 LP 커버는 그 자체로 하나의 현대 팝아트 작품으로서 뛰어난 예술적 가치를 지닙니다. 시대를 호령했던 위대한 밴드의 가장 완벽한 피날레이자 아날로그 전성기를 마감하는 기념비적 음반이기에, 음악 애호가라면 반드시 턴테이블 곁에 갖추어야 할 불후의 컬렉션입니다.</w:t>
+        <w:t>거장 사진작가 노먼 세프(Norman Seeff)가 촬영한 멤버들의 각기 다른 일상 사진과 삼원색(블루, 레드, 옐로) 스트라이프 배치가 무작위로 조합되어 수십 가지 변형으로 제작된 오리지널 커버는 시각 예술품으로서도 가치가 매우 높습니다. 밴드의 가장 찬란했던 마지막 불꽃을 온전히 품고 있는 이 LP는 클래식과 팝/록 애호가 모두의 서재에 반드시 자리해야 할 필수 수집반입니다.</w:t>
       </w:r>
     </w:p>
     <w:p>
@@ -565,7 +720,7 @@
           <w:color w:val="4338CA"/>
           <w:sz w:val="21"/>
         </w:rPr>
-        <w:t>이 음반을 통해 차가운 지성과 애절한 서정이 빚어내는 아날로그 비닐의 숭고한 숨결이 전해주는 감동을 다시 한번 경험해 보시는 것은 어떨까요?</w:t>
+        <w:t>이 음반을 통해 세기를 관통하는 지적인 울림과 아날로그 바늘 끝에서 피어나는 차가운 서정이 전해주는 감동을 다시 한번 경험해 보시는 것은 어떨까요?</w:t>
       </w:r>
     </w:p>
     <w:sectPr>
